--- a/生成式人工智能兴起背景下公众对智能医疗服务的认知配置与人机治理——一项基于社交媒体文本挖掘的分析.docx
+++ b/生成式人工智能兴起背景下公众对智能医疗服务的认知配置与人机治理——一项基于社交媒体文本挖掘的分析.docx
@@ -14732,7 +14732,7 @@
           <w:sz w:val="21"/>
           <w:szCs w:val="21"/>
         </w:rPr>
-        <w:t>五种模式并非依据态度类别直接命名，而是依次根据组内代表词及共现关系识别经验词簇，再对各词簇进行四维编码，最后比较不同词簇的配置相似性和主导语义加以归纳（表10）。积极簇1呈现能力高估、医生弱化、风险忽视和替代倾向，其话语将系统的流畅性和专业性感知外推为独立诊疗能力，可由未充分校准的算法欣赏加以解释，因而归纳为技术崇拜型。积极簇2和簇4主要依据问诊、购药便利及技术前景评价应用价值，对独立诊疗授权和风险责任涉及较少，因而归纳为务实认可型。积极簇3、簇5及中立组的5个词簇均将AI定位为助手、参考或信息处理工具，并保留医生的判断角色，与人机互补所强调的能力分工一致，因而归纳为人机协同型。模式层面的复合取值表示其所含词簇之间存在有限差异，不表示单个词簇同时具有两个互斥属性。</w:t>
+        <w:t>五种模式并非依据态度类别直接命名，而是依次根据组内代表词及共现关系识别经验词簇，再对各词簇进行四维编码，最后比较不同词簇的配置相似性和主导语义加以归纳（表10）。积极簇1呈现能力高估、医生弱化、风险忽视和替代倾向，其话语将系统的流畅性和专业性感知外推为独立诊疗能力，可由未充分校准的算法欣赏加以解释，因而归纳为技术崇拜型。积极簇2和簇4主要依据问诊、购药便利及技术前景评价应用价值，对独立诊疗授权和风险责任涉及较少，因而归纳为务实认可型。积极簇3、簇5及中立组的5个词簇均将AI定位为助手、参考或信息处理工具，并保留医生的判断角色，与人机互补所强调的能力分工一致，因而归纳为人机协同型，共包含7个词簇。模式层面的复合取值表示其所含词簇之间存在有限差异，不表示单个词簇同时具有两个互斥属性。</w:t>
       </w:r>
     </w:p>
     <w:p>
